--- a/docs/uml_sa_diagrams.docx
+++ b/docs/uml_sa_diagrams.docx
@@ -16,7 +16,7 @@
         <w:jc w:val="center"/>
       </w:pPr>
       <w:r>
-        <w:t>ระบบเป็น CLI + prototype UI (Gradio) + โมเดล ML — ไม่มีฐานข้อมูล / ระบบล็อกอิน / บัญชีผู้ใช้. ไดอาแกรมที่ผูกกับ DB/CRUD ถูกปรับให้ตรงกับของจริง: ERD = schema ของไฟล์ JSON/label, Class = โมดูล + โครงสร้าง dict (โค้ด functional), State = วงจรชีวิตของภาพระหว่างประมวลผล. สร้างจาก make_uml_doc.py</w:t>
+        <w:t>เนื้อหาไดอาแกรมอิงโค้ดจริง (pipeline.py / app.py / evaluate*.py / schema ของ *_result.json). ระบบเป็น ML pipeline + prototype UI (Gradio) — ไม่มีฐานข้อมูล / ระบบล็อกอิน / บัญชีผู้ใช้ จึงใช้ notation ที่ยังเป็นมาตรฐานแต่ตรงกับของจริง: ERD เป็น Conceptual Data Model (persist เป็นไฟล์), Class ใช้ stereotype «utility» (คลาสที่มีแต่ static operation) สำหรับโมดูล functional, State เป็นวงจรชีวิตของภาพ 1 รูปใน local variable. สร้างจาก make_uml_doc.py</w:t>
       </w:r>
     </w:p>
     <w:p>
@@ -73,7 +73,7 @@
     </w:p>
     <w:p>
       <w:r>
-        <w:t>Actor 2 ราย — ผู้ใช้งาน (อัปโหลดภาพ, ปรับพารามิเตอร์, ตรวจภาพ, ดู/บันทึกผล) และผู้พัฒนา (เตรียม dataset, เทรน, วัดผล, ปรับ threshold, สร้างเอกสาร). "ตรวจภาพ" «include» การอัปโหลดและการดูผล.</w:t>
+        <w:t>Actor 2 ราย. ผู้ใช้งาน: อัปโหลดภาพ, ปรับ confidence/โหมดตรวจละเอียด, ตรวจภาพ, ดูผล, บันทึก/ส่งออก. ผู้พัฒนา: เตรียม dataset, เทรน (train.py), วัดผล (evaluate.py), ปรับ threshold (tune_thresholds.py), วัด Stage 1 / ภาพจริง, สร้างเอกสาร. "ตรวจภาพ" «include» การอัปโหลดและการดูผล.</w:t>
       </w:r>
     </w:p>
     <w:p>
@@ -96,7 +96,7 @@
       <w:r>
         <w:drawing>
           <wp:inline xmlns:a="http://schemas.openxmlformats.org/drawingml/2006/main" xmlns:pic="http://schemas.openxmlformats.org/drawingml/2006/picture">
-            <wp:extent cx="6035040" cy="4556127"/>
+            <wp:extent cx="6035040" cy="4663965"/>
             <wp:docPr id="2" name="Picture 2"/>
             <wp:cNvGraphicFramePr>
               <a:graphicFrameLocks noChangeAspect="1"/>
@@ -117,7 +117,7 @@
                   <pic:spPr>
                     <a:xfrm>
                       <a:off x="0" y="0"/>
-                      <a:ext cx="6035040" cy="4556127"/>
+                      <a:ext cx="6035040" cy="4663965"/>
                     </a:xfrm>
                     <a:prstGeom prst="rect"/>
                   </pic:spPr>
@@ -130,7 +130,7 @@
     </w:p>
     <w:p>
       <w:r>
-        <w:t>ระบบรับภาพ+พารามิเตอร์จากผู้ใช้ คืนภาพผล+รายการตำหนิ; รับ dataset/คำสั่งจากผู้พัฒนา คืน metric/thresholds.json; พึ่งไฟล์โมเดล DMS46, ไลบรารี YOLO, ระบบไฟล์ท้องถิ่น. Roboflow เกี่ยวเฉพาะตอนเตรียมข้อมูล (offline).</w:t>
+        <w:t>process 0 = ทั้งระบบ. รับภาพ+พารามิเตอร์จากผู้ใช้ผ่าน UI คืนภาพผล+รายการตำหนิ; รับ dataset/คำสั่ง CLI จากผู้พัฒนา คืน metric/thresholds.json. External: ไฟล์โมเดล DMS46, library YOLO, ระบบไฟล์ท้องถิ่น. Roboflow เกี่ยวเฉพาะตอนเตรียมข้อมูล (offline, ครั้งเดียว).</w:t>
       </w:r>
     </w:p>
     <w:p>
@@ -187,7 +187,7 @@
     </w:p>
     <w:p>
       <w:r>
-        <w:t>มุมมอง C4 สูงสุด: ผู้ใช้/ผู้พัฒนา ↔ ระบบ ↔ ระบบภายนอก (DMS46, YOLO runtime, file system). ไม่มีการเรียก API ภายนอกผ่านเครือข่าย.</w:t>
+        <w:t>มุมมอง C4 สูงสุด: ผู้ใช้ (HTTP/Gradio) และผู้พัฒนา (CLI) ↔ ระบบ ↔ ระบบภายนอก 3 ตัว (DMS46 TorchScript, Ultralytics YOLO runtime, file system). ไม่มีการเรียก API ผ่านเครือข่าย.</w:t>
       </w:r>
     </w:p>
     <w:p>
@@ -244,7 +244,7 @@
     </w:p>
     <w:p>
       <w:r>
-        <w:t>Container ภายในระบบ: Web UI (Gradio), CLI, Pipeline Core (ตัวประสาน), Stage 1 Runtime (PyTorch/TorchScript), Stage 2 Runtime (Ultralytics), Model &amp; Config Store (ไฟล์บนดิสก์), ชุดสคริปต์เทรน/วัดผล. ไม่มี container ฐานข้อมูล.</w:t>
+        <w:t>Container ภายในระบบ: Web UI (Gradio, lazy-load model), CLI, Pipeline Core (pipeline.py — orchestrate + cross-region NMS), Stage 1/2 Runtime, Model &amp; Config Store (ไฟล์บนดิสก์), Training/Eval Scripts. เส้นทึบ = การเรียก inference, เส้นประ = dependency/อ่าน-เขียนไฟล์. ไม่มี container ฐานข้อมูล.</w:t>
       </w:r>
     </w:p>
     <w:p>
@@ -257,7 +257,7 @@
         <w:pStyle w:val="Heading1"/>
       </w:pPr>
       <w:r>
-        <w:t>5. ER Diagram (schema ของ JSON / label)</w:t>
+        <w:t>5. Conceptual Data Model (ERD)</w:t>
       </w:r>
     </w:p>
     <w:p>
@@ -267,7 +267,7 @@
       <w:r>
         <w:drawing>
           <wp:inline xmlns:a="http://schemas.openxmlformats.org/drawingml/2006/main" xmlns:pic="http://schemas.openxmlformats.org/drawingml/2006/picture">
-            <wp:extent cx="6035040" cy="5309799"/>
+            <wp:extent cx="6035040" cy="5417105"/>
             <wp:docPr id="5" name="Picture 5"/>
             <wp:cNvGraphicFramePr>
               <a:graphicFrameLocks noChangeAspect="1"/>
@@ -288,7 +288,7 @@
                   <pic:spPr>
                     <a:xfrm>
                       <a:off x="0" y="0"/>
-                      <a:ext cx="6035040" cy="5309799"/>
+                      <a:ext cx="6035040" cy="5417105"/>
                     </a:xfrm>
                     <a:prstGeom prst="rect"/>
                   </pic:spPr>
@@ -301,7 +301,7 @@
     </w:p>
     <w:p>
       <w:r>
-        <w:t>ไม่มี DB — เอนทิตีคือโครงสร้างไฟล์: RESULT 1:N REGION 1:N DETECTION N:1 DEFECT_CLASS; ฝั่งข้อมูลเทรน DATASET_IMAGE 1:N LABEL_BOX N:1 DEFECT_CLASS; REAL_TEST_LABEL = label ระดับภาพ (multi-label) สำหรับ evaluate_real.py.</w:t>
+        <w:t>Conceptual Data Model — ไม่มี DB. RESULT (1) ── (N) REGION (embedded ใน regions[]) (1) ── (N) DETECTION (N) ── (1) DEFECT_CLASS (คงที่ในโค้ด: DEFECT_CLASSES + DEFECT_INFO). ฝั่งข้อมูลเทรน DATASET_IMAGE (1) ── (N) LABEL_BOX (.txt YOLO) (N) ── (1) DEFECT_CLASS. REAL_TEST_LABEL (labels.csv) เป็น label ระดับภาพ (multi-label) สำหรับ evaluate_real.py. สัญกรณ์ตีนกา (crow's foot).</w:t>
       </w:r>
     </w:p>
     <w:p>
@@ -314,7 +314,7 @@
         <w:pStyle w:val="Heading1"/>
       </w:pPr>
       <w:r>
-        <w:t>6. Class Diagram (โมดูล + โครงสร้างข้อมูล)</w:t>
+        <w:t>6. Class Diagram</w:t>
       </w:r>
     </w:p>
     <w:p>
@@ -324,7 +324,7 @@
       <w:r>
         <w:drawing>
           <wp:inline xmlns:a="http://schemas.openxmlformats.org/drawingml/2006/main" xmlns:pic="http://schemas.openxmlformats.org/drawingml/2006/picture">
-            <wp:extent cx="6035040" cy="6608889"/>
+            <wp:extent cx="6035040" cy="8226449"/>
             <wp:docPr id="6" name="Picture 6"/>
             <wp:cNvGraphicFramePr>
               <a:graphicFrameLocks noChangeAspect="1"/>
@@ -345,7 +345,7 @@
                   <pic:spPr>
                     <a:xfrm>
                       <a:off x="0" y="0"/>
-                      <a:ext cx="6035040" cy="6608889"/>
+                      <a:ext cx="6035040" cy="8226449"/>
                     </a:xfrm>
                     <a:prstGeom prst="rect"/>
                   </pic:spPr>
@@ -358,7 +358,7 @@
     </w:p>
     <w:p>
       <w:r>
-        <w:t>โค้ด functional — «module» pipeline รวมฟังก์ชันหลัก, «data» Detection/RegionMeta/Summary คือ dict ที่ไหลผ่าน pipeline, app และ evaluate* เป็นโมดูลที่ใช้ pipeline.</w:t>
+        <w:t>โค้ด functional — โมดูล pipeline / app / evaluate* เป็น «utility» (มีแต่ static operation + ค่าคงที่ระดับโมดูล). «data» Detection / RegionMeta / Summary คือ dict ที่ pipeline สร้างและส่งต่อ (Summary = โครงของ *_result.json). app และ evaluate* «use» pipeline; pipeline «create» dict payload ทั้งสาม.</w:t>
       </w:r>
     </w:p>
     <w:p>
@@ -371,7 +371,7 @@
         <w:pStyle w:val="Heading1"/>
       </w:pPr>
       <w:r>
-        <w:t>7. Sequence Diagram — ตรวจภาพผ่าน UI</w:t>
+        <w:t>7. Sequence Diagram — analyze()</w:t>
       </w:r>
     </w:p>
     <w:p>
@@ -381,7 +381,7 @@
       <w:r>
         <w:drawing>
           <wp:inline xmlns:a="http://schemas.openxmlformats.org/drawingml/2006/main" xmlns:pic="http://schemas.openxmlformats.org/drawingml/2006/picture">
-            <wp:extent cx="6035040" cy="5308699"/>
+            <wp:extent cx="6035040" cy="5743079"/>
             <wp:docPr id="7" name="Picture 7"/>
             <wp:cNvGraphicFramePr>
               <a:graphicFrameLocks noChangeAspect="1"/>
@@ -402,7 +402,7 @@
                   <pic:spPr>
                     <a:xfrm>
                       <a:off x="0" y="0"/>
-                      <a:ext cx="6035040" cy="5308699"/>
+                      <a:ext cx="6035040" cy="5743079"/>
                     </a:xfrm>
                     <a:prstGeom prst="rect"/>
                   </pic:spPr>
@@ -415,7 +415,7 @@
     </w:p>
     <w:p>
       <w:r>
-        <w:t>ลำดับเมื่อผู้ใช้กด 'ตรวจสอบ': analyze() → load_models() (ครั้งแรก) → run_stage1 → build_regions (อาจ fallback) → loop run_stage2 ต่อ region → cross_region_nms + กรอง threshold → คืนภาพ+ตาราง+สรุปผล.</w:t>
+        <w:t>ลำดับใน app.analyze(): opt โหลดโมเดลครั้งแรก (_ensure_models → load_models + load_class_conf) → _to_bgr → run_stage1 → build_regions (+fallback) + _stage1_view → loop run_stage2 ต่อ region (แปลง gray + กรอง per-class threshold ภายในฟังก์ชัน) → cross_region_nms → วาดผล + verdict → return 4 ค่า (annotated, stage1_img, verdict_md, rows[]).</w:t>
       </w:r>
     </w:p>
     <w:p>
@@ -428,7 +428,7 @@
         <w:pStyle w:val="Heading1"/>
       </w:pPr>
       <w:r>
-        <w:t>8. Activity Diagram — การประมวลผล 1 ภาพ</w:t>
+        <w:t>8. Activity Diagram — process_image()</w:t>
       </w:r>
     </w:p>
     <w:p>
@@ -438,7 +438,7 @@
       <w:r>
         <w:drawing>
           <wp:inline xmlns:a="http://schemas.openxmlformats.org/drawingml/2006/main" xmlns:pic="http://schemas.openxmlformats.org/drawingml/2006/picture">
-            <wp:extent cx="6035040" cy="10462894"/>
+            <wp:extent cx="6035040" cy="10786489"/>
             <wp:docPr id="8" name="Picture 8"/>
             <wp:cNvGraphicFramePr>
               <a:graphicFrameLocks noChangeAspect="1"/>
@@ -459,7 +459,7 @@
                   <pic:spPr>
                     <a:xfrm>
                       <a:off x="0" y="0"/>
-                      <a:ext cx="6035040" cy="10462894"/>
+                      <a:ext cx="6035040" cy="10786489"/>
                     </a:xfrm>
                     <a:prstGeom prst="rect"/>
                   </pic:spPr>
@@ -472,7 +472,7 @@
     </w:p>
     <w:p>
       <w:r>
-        <w:t>Flow การประมวลผล 1 ภาพ พร้อมจุดตัดสินใจ 2 จุด: (1) metal_ratio &lt; 0.05 → เพิ่มกรอบทั้งภาพ  (2) มี detection ไหม → วาดผล / ทำเครื่องหมายปกติ แล้วบันทึกไฟล์.</w:t>
+        <w:t>Flow ของ process_image(): อ่านภาพ → run_stage1 → build_regions (จุดตัดสินใจ metal_ratio &lt; 0.05 → เพิ่มกรอบทั้งภาพ อยู่ภายในฟังก์ชันนี้) → Pass 1: loop crop + run_stage2 (gray + threshold ภายใน) + แปลง bbox เป็นพิกัดภาพเต็ม → cross_region_nms → Pass 2: จุดตัดสินใจต่อ region (มี detection ที่รอด NMS?) วาดผล/ทำเครื่องหมายปกติ → เขียน .jpg + .json.</w:t>
       </w:r>
     </w:p>
     <w:p>
@@ -485,7 +485,7 @@
         <w:pStyle w:val="Heading1"/>
       </w:pPr>
       <w:r>
-        <w:t>9. State Diagram — สถานะของภาพระหว่างประมวลผล</w:t>
+        <w:t>9. State Machine — วงจรชีวิตของภาพ</w:t>
       </w:r>
     </w:p>
     <w:p>
@@ -495,7 +495,7 @@
       <w:r>
         <w:drawing>
           <wp:inline xmlns:a="http://schemas.openxmlformats.org/drawingml/2006/main" xmlns:pic="http://schemas.openxmlformats.org/drawingml/2006/picture">
-            <wp:extent cx="6035040" cy="2934716"/>
+            <wp:extent cx="6035040" cy="2611204"/>
             <wp:docPr id="9" name="Picture 9"/>
             <wp:cNvGraphicFramePr>
               <a:graphicFrameLocks noChangeAspect="1"/>
@@ -516,7 +516,7 @@
                   <pic:spPr>
                     <a:xfrm>
                       <a:off x="0" y="0"/>
-                      <a:ext cx="6035040" cy="2934716"/>
+                      <a:ext cx="6035040" cy="2611204"/>
                     </a:xfrm>
                     <a:prstGeom prst="rect"/>
                   </pic:spPr>
@@ -529,7 +529,7 @@
     </w:p>
     <w:p>
       <w:r>
-        <w:t>วงจรชีวิตของภาพในหน่วยความจำ: Loaded → Stage1Done → RegionsReady → Stage2Done → Filtered → Rendered &amp; Saved. ระบบไม่มี session ที่คงสถานะข้ามคำขอ.</w:t>
+        <w:t>state ของ "ภาพ 1 รูป" ระหว่างประมวลผล (อยู่ใน local variable ไม่ persist): Loaded → Stage1Done → RegionsReady (+fallback ถ้า ratio&lt;0.05) → Stage2Done → Filtered (หลัง NMS+threshold) → Rendered. transition กำกับด้วยการเรียกฟังก์ชัน. โหมด --folder วนกลับไป RegionsReady สำหรับภาพถัดไป.</w:t>
       </w:r>
     </w:p>
     <w:p>
@@ -586,7 +586,7 @@
     </w:p>
     <w:p>
       <w:r>
-        <w:t>รันบนโน้ตบุ๊ก Windows 11 เครื่องเดียว: Python venv (โค้ด + PyTorch/Ultralytics + ไฟล์โมเดล + thresholds.json), เบราว์เซอร์ต่อ Gradio ที่ 127.0.0.1:7860, GPU RTX 3050 ผ่าน CUDA, ข้อมูล/ผลลัพธ์บนระบบไฟล์ท้องถิ่น. ไม่มี server/cloud.</w:t>
+        <w:t>โน้ตบุ๊ก Windows 11 เครื่องเดียว: Python 3.11 venv (โค้ด + PyTorch 2.6/Ultralytics 8.4.126 + DMS46_v1.pt + train-gray-s/best.pt + thresholds.json), เบราว์เซอร์ต่อ Gradio ที่ 127.0.0.1:7860, GPU RTX 3050 ผ่าน CUDA 12.4, ข้อมูล/ผลลัพธ์บนระบบไฟล์ท้องถิ่น. ไม่มี server / cloud.</w:t>
       </w:r>
     </w:p>
     <w:sectPr>
